--- a/docs/legal-review/팀킥_약관_처리방침_검토요청_2026-10-09.docx
+++ b/docs/legal-review/팀킥_약관_처리방침_검토요청_2026-10-09.docx
@@ -302,7 +302,7 @@
                 <w:sz w:val="18"/>
                 <w:szCs w:val="18"/>
               </w:rPr>
-              <w:t xml:space="preserve">2026-10-09 (앱 버전 1.23.1)</w:t>
+              <w:t xml:space="preserve">2026-10-09 (앱 버전 1.23.2)</w:t>
             </w:r>
           </w:p>
         </w:tc>
@@ -364,7 +364,7 @@
                 <w:sz w:val="18"/>
                 <w:szCs w:val="18"/>
               </w:rPr>
-              <w:t xml:space="preserve">이용약관·개인정보처리방침 2026-10-08 초안 (부록 A·B 전문)</w:t>
+              <w:t xml:space="preserve">이용약관·개인정보처리방침 2026-10-09 초안 (부록 A·B 전문)</w:t>
             </w:r>
           </w:p>
         </w:tc>
@@ -1006,6 +1006,30 @@
           <w:rFonts w:ascii="Malgun Gothic" w:cs="Malgun Gothic" w:eastAsia="Malgun Gothic" w:hAnsi="Malgun Gothic"/>
         </w:rPr>
         <w:t xml:space="preserve">(9/30): 화면 글자만 번역. 약관·처리방침은 한국어 원문 기준.</w:t>
+      </w:r>
+    </w:p>
+    <w:p>
+      <w:pPr>
+        <w:pStyle w:val="ListParagraph"/>
+        <w:numPr>
+          <w:ilvl w:val="0"/>
+          <w:numId w:val="2"/>
+        </w:numPr>
+        <w:spacing w:after="80" w:line="290"/>
+      </w:pPr>
+      <w:r>
+        <w:rPr>
+          <w:rFonts w:ascii="Malgun Gothic" w:cs="Malgun Gothic" w:eastAsia="Malgun Gothic" w:hAnsi="Malgun Gothic"/>
+          <w:b/>
+          <w:bCs/>
+        </w:rPr>
+        <w:t xml:space="preserve">처리방침에 빠져 있던 4가지 보충</w:t>
+      </w:r>
+      <w:r>
+        <w:rPr>
+          <w:rFonts w:ascii="Malgun Gothic" w:cs="Malgun Gothic" w:eastAsia="Malgun Gothic" w:hAnsi="Malgun Gothic"/>
+        </w:rPr>
+        <w:t xml:space="preserve">(10/9): 저장 테이블·필드·브라우저 저장소를 처리방침과 하나씩 대조해 로그인 실패 잠금 기록, 중복 요청 방지 기록, 채팅방 숨김 기록, 브라우저 저장소 항목을 처리방침 1항·11항에 적었습니다(새로 모은 정보는 아님).</w:t>
       </w:r>
     </w:p>
     <w:p>
@@ -4680,6 +4704,614 @@
                 <w:sz w:val="18"/>
                 <w:szCs w:val="18"/>
               </w:rPr>
+              <w:t xml:space="preserve">이메일 계정의 로그인 실패 횟수·잠금 해제 시각</w:t>
+            </w:r>
+          </w:p>
+        </w:tc>
+        <w:tc>
+          <w:tcPr>
+            <w:tcW w:type="dxa" w:w="1350"/>
+            <w:tcBorders>
+              <w:top w:val="single" w:color="BFC5C2" w:sz="4"/>
+              <w:left w:val="single" w:color="BFC5C2" w:sz="4"/>
+              <w:bottom w:val="single" w:color="BFC5C2" w:sz="4"/>
+              <w:right w:val="single" w:color="BFC5C2" w:sz="4"/>
+            </w:tcBorders>
+            <w:tcMar>
+              <w:top w:type="dxa" w:w="60"/>
+              <w:left w:type="dxa" w:w="90"/>
+              <w:bottom w:type="dxa" w:w="60"/>
+              <w:right w:type="dxa" w:w="90"/>
+            </w:tcMar>
+          </w:tcPr>
+          <w:p>
+            <w:pPr>
+              <w:spacing w:after="20"/>
+            </w:pPr>
+            <w:r>
+              <w:rPr>
+                <w:rFonts w:ascii="Malgun Gothic" w:cs="Malgun Gothic" w:eastAsia="Malgun Gothic" w:hAnsi="Malgun Gothic"/>
+                <w:sz w:val="18"/>
+                <w:szCs w:val="18"/>
+              </w:rPr>
+              <w:t xml:space="preserve">로그인 실패</w:t>
+            </w:r>
+          </w:p>
+        </w:tc>
+        <w:tc>
+          <w:tcPr>
+            <w:tcW w:type="dxa" w:w="1500"/>
+            <w:tcBorders>
+              <w:top w:val="single" w:color="BFC5C2" w:sz="4"/>
+              <w:left w:val="single" w:color="BFC5C2" w:sz="4"/>
+              <w:bottom w:val="single" w:color="BFC5C2" w:sz="4"/>
+              <w:right w:val="single" w:color="BFC5C2" w:sz="4"/>
+            </w:tcBorders>
+            <w:tcMar>
+              <w:top w:type="dxa" w:w="60"/>
+              <w:left w:type="dxa" w:w="90"/>
+              <w:bottom w:type="dxa" w:w="60"/>
+              <w:right w:type="dxa" w:w="90"/>
+            </w:tcMar>
+          </w:tcPr>
+          <w:p>
+            <w:pPr>
+              <w:spacing w:after="20"/>
+            </w:pPr>
+            <w:r>
+              <w:rPr>
+                <w:rFonts w:ascii="Malgun Gothic" w:cs="Malgun Gothic" w:eastAsia="Malgun Gothic" w:hAnsi="Malgun Gothic"/>
+                <w:sz w:val="18"/>
+                <w:szCs w:val="18"/>
+              </w:rPr>
+              <w:t xml:space="preserve">비밀번호 대입 방지(10번 실패 시 15분 잠금)</w:t>
+            </w:r>
+          </w:p>
+        </w:tc>
+        <w:tc>
+          <w:tcPr>
+            <w:tcW w:type="dxa" w:w="2026"/>
+            <w:tcBorders>
+              <w:top w:val="single" w:color="BFC5C2" w:sz="4"/>
+              <w:left w:val="single" w:color="BFC5C2" w:sz="4"/>
+              <w:bottom w:val="single" w:color="BFC5C2" w:sz="4"/>
+              <w:right w:val="single" w:color="BFC5C2" w:sz="4"/>
+            </w:tcBorders>
+            <w:tcMar>
+              <w:top w:type="dxa" w:w="60"/>
+              <w:left w:type="dxa" w:w="90"/>
+              <w:bottom w:type="dxa" w:w="60"/>
+              <w:right w:type="dxa" w:w="90"/>
+            </w:tcMar>
+          </w:tcPr>
+          <w:p>
+            <w:pPr>
+              <w:spacing w:after="20"/>
+            </w:pPr>
+            <w:r>
+              <w:rPr>
+                <w:rFonts w:ascii="Malgun Gothic" w:cs="Malgun Gothic" w:eastAsia="Malgun Gothic" w:hAnsi="Malgun Gothic"/>
+                <w:sz w:val="18"/>
+                <w:szCs w:val="18"/>
+              </w:rPr>
+              <w:t xml:space="preserve">로그인 성공·잠금 해제 시 초기화, 탈퇴 시 삭제</w:t>
+            </w:r>
+          </w:p>
+        </w:tc>
+        <w:tc>
+          <w:tcPr>
+            <w:tcW w:type="dxa" w:w="1850"/>
+            <w:tcBorders>
+              <w:top w:val="single" w:color="BFC5C2" w:sz="4"/>
+              <w:left w:val="single" w:color="BFC5C2" w:sz="4"/>
+              <w:bottom w:val="single" w:color="BFC5C2" w:sz="4"/>
+              <w:right w:val="single" w:color="BFC5C2" w:sz="4"/>
+            </w:tcBorders>
+            <w:tcMar>
+              <w:top w:type="dxa" w:w="60"/>
+              <w:left w:type="dxa" w:w="90"/>
+              <w:bottom w:type="dxa" w:w="60"/>
+              <w:right w:type="dxa" w:w="90"/>
+            </w:tcMar>
+          </w:tcPr>
+          <w:p>
+            <w:pPr>
+              <w:spacing w:after="20"/>
+            </w:pPr>
+            <w:r>
+              <w:rPr>
+                <w:rFonts w:ascii="Malgun Gothic" w:cs="Malgun Gothic" w:eastAsia="Malgun Gothic" w:hAnsi="Malgun Gothic"/>
+                <w:sz w:val="18"/>
+                <w:szCs w:val="18"/>
+              </w:rPr>
+              <w:t xml:space="preserve">—</w:t>
+            </w:r>
+          </w:p>
+        </w:tc>
+      </w:tr>
+      <w:tr>
+        <w:tc>
+          <w:tcPr>
+            <w:tcW w:type="dxa" w:w="2300"/>
+            <w:tcBorders>
+              <w:top w:val="single" w:color="BFC5C2" w:sz="4"/>
+              <w:left w:val="single" w:color="BFC5C2" w:sz="4"/>
+              <w:bottom w:val="single" w:color="BFC5C2" w:sz="4"/>
+              <w:right w:val="single" w:color="BFC5C2" w:sz="4"/>
+            </w:tcBorders>
+            <w:tcMar>
+              <w:top w:type="dxa" w:w="60"/>
+              <w:left w:type="dxa" w:w="90"/>
+              <w:bottom w:type="dxa" w:w="60"/>
+              <w:right w:type="dxa" w:w="90"/>
+            </w:tcMar>
+          </w:tcPr>
+          <w:p>
+            <w:pPr>
+              <w:spacing w:after="20"/>
+            </w:pPr>
+            <w:r>
+              <w:rPr>
+                <w:rFonts w:ascii="Malgun Gothic" w:cs="Malgun Gothic" w:eastAsia="Malgun Gothic" w:hAnsi="Malgun Gothic"/>
+                <w:sz w:val="18"/>
+                <w:szCs w:val="18"/>
+              </w:rPr>
+              <w:t xml:space="preserve">중복 요청 방지 기록(계정 번호+요청 번호, 처리 결과)</w:t>
+            </w:r>
+          </w:p>
+        </w:tc>
+        <w:tc>
+          <w:tcPr>
+            <w:tcW w:type="dxa" w:w="1350"/>
+            <w:tcBorders>
+              <w:top w:val="single" w:color="BFC5C2" w:sz="4"/>
+              <w:left w:val="single" w:color="BFC5C2" w:sz="4"/>
+              <w:bottom w:val="single" w:color="BFC5C2" w:sz="4"/>
+              <w:right w:val="single" w:color="BFC5C2" w:sz="4"/>
+            </w:tcBorders>
+            <w:tcMar>
+              <w:top w:type="dxa" w:w="60"/>
+              <w:left w:type="dxa" w:w="90"/>
+              <w:bottom w:type="dxa" w:w="60"/>
+              <w:right w:type="dxa" w:w="90"/>
+            </w:tcMar>
+          </w:tcPr>
+          <w:p>
+            <w:pPr>
+              <w:spacing w:after="20"/>
+            </w:pPr>
+            <w:r>
+              <w:rPr>
+                <w:rFonts w:ascii="Malgun Gothic" w:cs="Malgun Gothic" w:eastAsia="Malgun Gothic" w:hAnsi="Malgun Gothic"/>
+                <w:sz w:val="18"/>
+                <w:szCs w:val="18"/>
+              </w:rPr>
+              <w:t xml:space="preserve">모든 저장 요청</w:t>
+            </w:r>
+          </w:p>
+        </w:tc>
+        <w:tc>
+          <w:tcPr>
+            <w:tcW w:type="dxa" w:w="1500"/>
+            <w:tcBorders>
+              <w:top w:val="single" w:color="BFC5C2" w:sz="4"/>
+              <w:left w:val="single" w:color="BFC5C2" w:sz="4"/>
+              <w:bottom w:val="single" w:color="BFC5C2" w:sz="4"/>
+              <w:right w:val="single" w:color="BFC5C2" w:sz="4"/>
+            </w:tcBorders>
+            <w:tcMar>
+              <w:top w:type="dxa" w:w="60"/>
+              <w:left w:type="dxa" w:w="90"/>
+              <w:bottom w:type="dxa" w:w="60"/>
+              <w:right w:type="dxa" w:w="90"/>
+            </w:tcMar>
+          </w:tcPr>
+          <w:p>
+            <w:pPr>
+              <w:spacing w:after="20"/>
+            </w:pPr>
+            <w:r>
+              <w:rPr>
+                <w:rFonts w:ascii="Malgun Gothic" w:cs="Malgun Gothic" w:eastAsia="Malgun Gothic" w:hAnsi="Malgun Gothic"/>
+                <w:sz w:val="18"/>
+                <w:szCs w:val="18"/>
+              </w:rPr>
+              <w:t xml:space="preserve">같은 요청이 두 번 처리되지 않게</w:t>
+            </w:r>
+          </w:p>
+        </w:tc>
+        <w:tc>
+          <w:tcPr>
+            <w:tcW w:type="dxa" w:w="2026"/>
+            <w:tcBorders>
+              <w:top w:val="single" w:color="BFC5C2" w:sz="4"/>
+              <w:left w:val="single" w:color="BFC5C2" w:sz="4"/>
+              <w:bottom w:val="single" w:color="BFC5C2" w:sz="4"/>
+              <w:right w:val="single" w:color="BFC5C2" w:sz="4"/>
+            </w:tcBorders>
+            <w:tcMar>
+              <w:top w:type="dxa" w:w="60"/>
+              <w:left w:type="dxa" w:w="90"/>
+              <w:bottom w:type="dxa" w:w="60"/>
+              <w:right w:type="dxa" w:w="90"/>
+            </w:tcMar>
+          </w:tcPr>
+          <w:p>
+            <w:pPr>
+              <w:spacing w:after="20"/>
+            </w:pPr>
+            <w:r>
+              <w:rPr>
+                <w:rFonts w:ascii="Malgun Gothic" w:cs="Malgun Gothic" w:eastAsia="Malgun Gothic" w:hAnsi="Malgun Gothic"/>
+                <w:sz w:val="18"/>
+                <w:szCs w:val="18"/>
+              </w:rPr>
+              <w:t xml:space="preserve">7일</w:t>
+            </w:r>
+          </w:p>
+        </w:tc>
+        <w:tc>
+          <w:tcPr>
+            <w:tcW w:type="dxa" w:w="1850"/>
+            <w:tcBorders>
+              <w:top w:val="single" w:color="BFC5C2" w:sz="4"/>
+              <w:left w:val="single" w:color="BFC5C2" w:sz="4"/>
+              <w:bottom w:val="single" w:color="BFC5C2" w:sz="4"/>
+              <w:right w:val="single" w:color="BFC5C2" w:sz="4"/>
+            </w:tcBorders>
+            <w:tcMar>
+              <w:top w:type="dxa" w:w="60"/>
+              <w:left w:type="dxa" w:w="90"/>
+              <w:bottom w:type="dxa" w:w="60"/>
+              <w:right w:type="dxa" w:w="90"/>
+            </w:tcMar>
+          </w:tcPr>
+          <w:p>
+            <w:pPr>
+              <w:spacing w:after="20"/>
+            </w:pPr>
+            <w:r>
+              <w:rPr>
+                <w:rFonts w:ascii="Malgun Gothic" w:cs="Malgun Gothic" w:eastAsia="Malgun Gothic" w:hAnsi="Malgun Gothic"/>
+                <w:sz w:val="18"/>
+                <w:szCs w:val="18"/>
+              </w:rPr>
+              <w:t xml:space="preserve">—</w:t>
+            </w:r>
+          </w:p>
+        </w:tc>
+      </w:tr>
+      <w:tr>
+        <w:tc>
+          <w:tcPr>
+            <w:tcW w:type="dxa" w:w="2300"/>
+            <w:tcBorders>
+              <w:top w:val="single" w:color="BFC5C2" w:sz="4"/>
+              <w:left w:val="single" w:color="BFC5C2" w:sz="4"/>
+              <w:bottom w:val="single" w:color="BFC5C2" w:sz="4"/>
+              <w:right w:val="single" w:color="BFC5C2" w:sz="4"/>
+            </w:tcBorders>
+            <w:tcMar>
+              <w:top w:type="dxa" w:w="60"/>
+              <w:left w:type="dxa" w:w="90"/>
+              <w:bottom w:type="dxa" w:w="60"/>
+              <w:right w:type="dxa" w:w="90"/>
+            </w:tcMar>
+          </w:tcPr>
+          <w:p>
+            <w:pPr>
+              <w:spacing w:after="20"/>
+            </w:pPr>
+            <w:r>
+              <w:rPr>
+                <w:rFonts w:ascii="Malgun Gothic" w:cs="Malgun Gothic" w:eastAsia="Malgun Gothic" w:hAnsi="Malgun Gothic"/>
+                <w:sz w:val="18"/>
+                <w:szCs w:val="18"/>
+              </w:rPr>
+              <w:t xml:space="preserve">채팅방 숨김 기록(방·시각)</w:t>
+            </w:r>
+          </w:p>
+        </w:tc>
+        <w:tc>
+          <w:tcPr>
+            <w:tcW w:type="dxa" w:w="1350"/>
+            <w:tcBorders>
+              <w:top w:val="single" w:color="BFC5C2" w:sz="4"/>
+              <w:left w:val="single" w:color="BFC5C2" w:sz="4"/>
+              <w:bottom w:val="single" w:color="BFC5C2" w:sz="4"/>
+              <w:right w:val="single" w:color="BFC5C2" w:sz="4"/>
+            </w:tcBorders>
+            <w:tcMar>
+              <w:top w:type="dxa" w:w="60"/>
+              <w:left w:type="dxa" w:w="90"/>
+              <w:bottom w:type="dxa" w:w="60"/>
+              <w:right w:type="dxa" w:w="90"/>
+            </w:tcMar>
+          </w:tcPr>
+          <w:p>
+            <w:pPr>
+              <w:spacing w:after="20"/>
+            </w:pPr>
+            <w:r>
+              <w:rPr>
+                <w:rFonts w:ascii="Malgun Gothic" w:cs="Malgun Gothic" w:eastAsia="Malgun Gothic" w:hAnsi="Malgun Gothic"/>
+                <w:sz w:val="18"/>
+                <w:szCs w:val="18"/>
+              </w:rPr>
+              <w:t xml:space="preserve">방 숨기기</w:t>
+            </w:r>
+          </w:p>
+        </w:tc>
+        <w:tc>
+          <w:tcPr>
+            <w:tcW w:type="dxa" w:w="1500"/>
+            <w:tcBorders>
+              <w:top w:val="single" w:color="BFC5C2" w:sz="4"/>
+              <w:left w:val="single" w:color="BFC5C2" w:sz="4"/>
+              <w:bottom w:val="single" w:color="BFC5C2" w:sz="4"/>
+              <w:right w:val="single" w:color="BFC5C2" w:sz="4"/>
+            </w:tcBorders>
+            <w:tcMar>
+              <w:top w:type="dxa" w:w="60"/>
+              <w:left w:type="dxa" w:w="90"/>
+              <w:bottom w:type="dxa" w:w="60"/>
+              <w:right w:type="dxa" w:w="90"/>
+            </w:tcMar>
+          </w:tcPr>
+          <w:p>
+            <w:pPr>
+              <w:spacing w:after="20"/>
+            </w:pPr>
+            <w:r>
+              <w:rPr>
+                <w:rFonts w:ascii="Malgun Gothic" w:cs="Malgun Gothic" w:eastAsia="Malgun Gothic" w:hAnsi="Malgun Gothic"/>
+                <w:sz w:val="18"/>
+                <w:szCs w:val="18"/>
+              </w:rPr>
+              <w:t xml:space="preserve">목록 정리</w:t>
+            </w:r>
+          </w:p>
+        </w:tc>
+        <w:tc>
+          <w:tcPr>
+            <w:tcW w:type="dxa" w:w="2026"/>
+            <w:tcBorders>
+              <w:top w:val="single" w:color="BFC5C2" w:sz="4"/>
+              <w:left w:val="single" w:color="BFC5C2" w:sz="4"/>
+              <w:bottom w:val="single" w:color="BFC5C2" w:sz="4"/>
+              <w:right w:val="single" w:color="BFC5C2" w:sz="4"/>
+            </w:tcBorders>
+            <w:tcMar>
+              <w:top w:type="dxa" w:w="60"/>
+              <w:left w:type="dxa" w:w="90"/>
+              <w:bottom w:type="dxa" w:w="60"/>
+              <w:right w:type="dxa" w:w="90"/>
+            </w:tcMar>
+          </w:tcPr>
+          <w:p>
+            <w:pPr>
+              <w:spacing w:after="20"/>
+            </w:pPr>
+            <w:r>
+              <w:rPr>
+                <w:rFonts w:ascii="Malgun Gothic" w:cs="Malgun Gothic" w:eastAsia="Malgun Gothic" w:hAnsi="Malgun Gothic"/>
+                <w:sz w:val="18"/>
+                <w:szCs w:val="18"/>
+              </w:rPr>
+              <w:t xml:space="preserve">탈퇴 시 삭제</w:t>
+            </w:r>
+          </w:p>
+        </w:tc>
+        <w:tc>
+          <w:tcPr>
+            <w:tcW w:type="dxa" w:w="1850"/>
+            <w:tcBorders>
+              <w:top w:val="single" w:color="BFC5C2" w:sz="4"/>
+              <w:left w:val="single" w:color="BFC5C2" w:sz="4"/>
+              <w:bottom w:val="single" w:color="BFC5C2" w:sz="4"/>
+              <w:right w:val="single" w:color="BFC5C2" w:sz="4"/>
+            </w:tcBorders>
+            <w:tcMar>
+              <w:top w:type="dxa" w:w="60"/>
+              <w:left w:type="dxa" w:w="90"/>
+              <w:bottom w:type="dxa" w:w="60"/>
+              <w:right w:type="dxa" w:w="90"/>
+            </w:tcMar>
+          </w:tcPr>
+          <w:p>
+            <w:pPr>
+              <w:spacing w:after="20"/>
+            </w:pPr>
+            <w:r>
+              <w:rPr>
+                <w:rFonts w:ascii="Malgun Gothic" w:cs="Malgun Gothic" w:eastAsia="Malgun Gothic" w:hAnsi="Malgun Gothic"/>
+                <w:sz w:val="18"/>
+                <w:szCs w:val="18"/>
+              </w:rPr>
+              <w:t xml:space="preserve">본인</w:t>
+            </w:r>
+          </w:p>
+        </w:tc>
+      </w:tr>
+      <w:tr>
+        <w:tc>
+          <w:tcPr>
+            <w:tcW w:type="dxa" w:w="2300"/>
+            <w:tcBorders>
+              <w:top w:val="single" w:color="BFC5C2" w:sz="4"/>
+              <w:left w:val="single" w:color="BFC5C2" w:sz="4"/>
+              <w:bottom w:val="single" w:color="BFC5C2" w:sz="4"/>
+              <w:right w:val="single" w:color="BFC5C2" w:sz="4"/>
+            </w:tcBorders>
+            <w:tcMar>
+              <w:top w:type="dxa" w:w="60"/>
+              <w:left w:type="dxa" w:w="90"/>
+              <w:bottom w:type="dxa" w:w="60"/>
+              <w:right w:type="dxa" w:w="90"/>
+            </w:tcMar>
+          </w:tcPr>
+          <w:p>
+            <w:pPr>
+              <w:spacing w:after="20"/>
+            </w:pPr>
+            <w:r>
+              <w:rPr>
+                <w:rFonts w:ascii="Malgun Gothic" w:cs="Malgun Gothic" w:eastAsia="Malgun Gothic" w:hAnsi="Malgun Gothic"/>
+                <w:sz w:val="18"/>
+                <w:szCs w:val="18"/>
+              </w:rPr>
+              <w:t xml:space="preserve">브라우저 저장소: 마지막 팀, 화면 모드·언어, 설치 안내, 초대 코드, 소식 읽은 위치 등</w:t>
+            </w:r>
+          </w:p>
+        </w:tc>
+        <w:tc>
+          <w:tcPr>
+            <w:tcW w:type="dxa" w:w="1350"/>
+            <w:tcBorders>
+              <w:top w:val="single" w:color="BFC5C2" w:sz="4"/>
+              <w:left w:val="single" w:color="BFC5C2" w:sz="4"/>
+              <w:bottom w:val="single" w:color="BFC5C2" w:sz="4"/>
+              <w:right w:val="single" w:color="BFC5C2" w:sz="4"/>
+            </w:tcBorders>
+            <w:tcMar>
+              <w:top w:type="dxa" w:w="60"/>
+              <w:left w:type="dxa" w:w="90"/>
+              <w:bottom w:type="dxa" w:w="60"/>
+              <w:right w:type="dxa" w:w="90"/>
+            </w:tcMar>
+          </w:tcPr>
+          <w:p>
+            <w:pPr>
+              <w:spacing w:after="20"/>
+            </w:pPr>
+            <w:r>
+              <w:rPr>
+                <w:rFonts w:ascii="Malgun Gothic" w:cs="Malgun Gothic" w:eastAsia="Malgun Gothic" w:hAnsi="Malgun Gothic"/>
+                <w:sz w:val="18"/>
+                <w:szCs w:val="18"/>
+              </w:rPr>
+              <w:t xml:space="preserve">앱 사용</w:t>
+            </w:r>
+          </w:p>
+        </w:tc>
+        <w:tc>
+          <w:tcPr>
+            <w:tcW w:type="dxa" w:w="1500"/>
+            <w:tcBorders>
+              <w:top w:val="single" w:color="BFC5C2" w:sz="4"/>
+              <w:left w:val="single" w:color="BFC5C2" w:sz="4"/>
+              <w:bottom w:val="single" w:color="BFC5C2" w:sz="4"/>
+              <w:right w:val="single" w:color="BFC5C2" w:sz="4"/>
+            </w:tcBorders>
+            <w:tcMar>
+              <w:top w:type="dxa" w:w="60"/>
+              <w:left w:type="dxa" w:w="90"/>
+              <w:bottom w:type="dxa" w:w="60"/>
+              <w:right w:type="dxa" w:w="90"/>
+            </w:tcMar>
+          </w:tcPr>
+          <w:p>
+            <w:pPr>
+              <w:spacing w:after="20"/>
+            </w:pPr>
+            <w:r>
+              <w:rPr>
+                <w:rFonts w:ascii="Malgun Gothic" w:cs="Malgun Gothic" w:eastAsia="Malgun Gothic" w:hAnsi="Malgun Gothic"/>
+                <w:sz w:val="18"/>
+                <w:szCs w:val="18"/>
+              </w:rPr>
+              <w:t xml:space="preserve">화면 편의</w:t>
+            </w:r>
+          </w:p>
+        </w:tc>
+        <w:tc>
+          <w:tcPr>
+            <w:tcW w:type="dxa" w:w="2026"/>
+            <w:tcBorders>
+              <w:top w:val="single" w:color="BFC5C2" w:sz="4"/>
+              <w:left w:val="single" w:color="BFC5C2" w:sz="4"/>
+              <w:bottom w:val="single" w:color="BFC5C2" w:sz="4"/>
+              <w:right w:val="single" w:color="BFC5C2" w:sz="4"/>
+            </w:tcBorders>
+            <w:tcMar>
+              <w:top w:type="dxa" w:w="60"/>
+              <w:left w:type="dxa" w:w="90"/>
+              <w:bottom w:type="dxa" w:w="60"/>
+              <w:right w:type="dxa" w:w="90"/>
+            </w:tcMar>
+          </w:tcPr>
+          <w:p>
+            <w:pPr>
+              <w:spacing w:after="20"/>
+            </w:pPr>
+            <w:r>
+              <w:rPr>
+                <w:rFonts w:ascii="Malgun Gothic" w:cs="Malgun Gothic" w:eastAsia="Malgun Gothic" w:hAnsi="Malgun Gothic"/>
+                <w:sz w:val="18"/>
+                <w:szCs w:val="18"/>
+              </w:rPr>
+              <w:t xml:space="preserve">이 기기에만(서버로 안 보냄), 초대 코드는 가입 뒤 삭제</w:t>
+            </w:r>
+          </w:p>
+        </w:tc>
+        <w:tc>
+          <w:tcPr>
+            <w:tcW w:type="dxa" w:w="1850"/>
+            <w:tcBorders>
+              <w:top w:val="single" w:color="BFC5C2" w:sz="4"/>
+              <w:left w:val="single" w:color="BFC5C2" w:sz="4"/>
+              <w:bottom w:val="single" w:color="BFC5C2" w:sz="4"/>
+              <w:right w:val="single" w:color="BFC5C2" w:sz="4"/>
+            </w:tcBorders>
+            <w:tcMar>
+              <w:top w:type="dxa" w:w="60"/>
+              <w:left w:type="dxa" w:w="90"/>
+              <w:bottom w:type="dxa" w:w="60"/>
+              <w:right w:type="dxa" w:w="90"/>
+            </w:tcMar>
+          </w:tcPr>
+          <w:p>
+            <w:pPr>
+              <w:spacing w:after="20"/>
+            </w:pPr>
+            <w:r>
+              <w:rPr>
+                <w:rFonts w:ascii="Malgun Gothic" w:cs="Malgun Gothic" w:eastAsia="Malgun Gothic" w:hAnsi="Malgun Gothic"/>
+                <w:sz w:val="18"/>
+                <w:szCs w:val="18"/>
+              </w:rPr>
+              <w:t xml:space="preserve">본인 기기</w:t>
+            </w:r>
+          </w:p>
+        </w:tc>
+      </w:tr>
+      <w:tr>
+        <w:tc>
+          <w:tcPr>
+            <w:tcW w:type="dxa" w:w="2300"/>
+            <w:tcBorders>
+              <w:top w:val="single" w:color="BFC5C2" w:sz="4"/>
+              <w:left w:val="single" w:color="BFC5C2" w:sz="4"/>
+              <w:bottom w:val="single" w:color="BFC5C2" w:sz="4"/>
+              <w:right w:val="single" w:color="BFC5C2" w:sz="4"/>
+            </w:tcBorders>
+            <w:tcMar>
+              <w:top w:type="dxa" w:w="60"/>
+              <w:left w:type="dxa" w:w="90"/>
+              <w:bottom w:type="dxa" w:w="60"/>
+              <w:right w:type="dxa" w:w="90"/>
+            </w:tcMar>
+          </w:tcPr>
+          <w:p>
+            <w:pPr>
+              <w:spacing w:after="20"/>
+            </w:pPr>
+            <w:r>
+              <w:rPr>
+                <w:rFonts w:ascii="Malgun Gothic" w:cs="Malgun Gothic" w:eastAsia="Malgun Gothic" w:hAnsi="Malgun Gothic"/>
+                <w:sz w:val="18"/>
+                <w:szCs w:val="18"/>
+              </w:rPr>
               <w:t xml:space="preserve">접속 주소(IP)의 해시값, 초대 코드 시도 기록</w:t>
             </w:r>
           </w:p>
@@ -7865,20 +8497,20 @@
           <w:sz w:val="28"/>
           <w:szCs w:val="28"/>
         </w:rPr>
-        <w:t xml:space="preserve">부록 A. 이용약관 전문 (2026-10-08 초안)</w:t>
-      </w:r>
-    </w:p>
-    <w:p>
-      <w:pPr>
-        <w:spacing w:after="40" w:line="270"/>
-      </w:pPr>
-      <w:r>
-        <w:rPr>
-          <w:rFonts w:ascii="Malgun Gothic" w:cs="Malgun Gothic" w:eastAsia="Malgun Gothic" w:hAnsi="Malgun Gothic"/>
-          <w:sz w:val="18"/>
-          <w:szCs w:val="18"/>
-        </w:rPr>
-        <w:t xml:space="preserve">팀킥 이용약관 (2026-10-08 초안)</w:t>
+        <w:t xml:space="preserve">부록 A. 이용약관 전문 (2026-10-09 초안)</w:t>
+      </w:r>
+    </w:p>
+    <w:p>
+      <w:pPr>
+        <w:spacing w:after="40" w:line="270"/>
+      </w:pPr>
+      <w:r>
+        <w:rPr>
+          <w:rFonts w:ascii="Malgun Gothic" w:cs="Malgun Gothic" w:eastAsia="Malgun Gothic" w:hAnsi="Malgun Gothic"/>
+          <w:sz w:val="18"/>
+          <w:szCs w:val="18"/>
+        </w:rPr>
+        <w:t xml:space="preserve">팀킥 이용약관 (2026-10-09 초안)</w:t>
       </w:r>
     </w:p>
     <w:p>
@@ -8386,20 +9018,20 @@
           <w:sz w:val="28"/>
           <w:szCs w:val="28"/>
         </w:rPr>
-        <w:t xml:space="preserve">부록 B. 개인정보처리방침 전문 (2026-10-08 초안)</w:t>
-      </w:r>
-    </w:p>
-    <w:p>
-      <w:pPr>
-        <w:spacing w:after="40" w:line="270"/>
-      </w:pPr>
-      <w:r>
-        <w:rPr>
-          <w:rFonts w:ascii="Malgun Gothic" w:cs="Malgun Gothic" w:eastAsia="Malgun Gothic" w:hAnsi="Malgun Gothic"/>
-          <w:sz w:val="18"/>
-          <w:szCs w:val="18"/>
-        </w:rPr>
-        <w:t xml:space="preserve">팀킥 개인정보처리방침 (2026-10-08 초안)</w:t>
+        <w:t xml:space="preserve">부록 B. 개인정보처리방침 전문 (2026-10-09 초안)</w:t>
+      </w:r>
+    </w:p>
+    <w:p>
+      <w:pPr>
+        <w:spacing w:after="40" w:line="270"/>
+      </w:pPr>
+      <w:r>
+        <w:rPr>
+          <w:rFonts w:ascii="Malgun Gothic" w:cs="Malgun Gothic" w:eastAsia="Malgun Gothic" w:hAnsi="Malgun Gothic"/>
+          <w:sz w:val="18"/>
+          <w:szCs w:val="18"/>
+        </w:rPr>
+        <w:t xml:space="preserve">팀킥 개인정보처리방침 (2026-10-09 초안)</w:t>
       </w:r>
     </w:p>
     <w:p>
@@ -9147,7 +9779,33 @@
           <w:sz w:val="18"/>
           <w:szCs w:val="18"/>
         </w:rPr>
-        <w:t xml:space="preserve">- 자동 생성: 로그인 세션 정보</w:t>
+        <w:t xml:space="preserve">- 자동 생성: 로그인 세션 정보, 이메일 계정의 로그인 실패 횟수와 잠금 해제 시각(10번 틀리면 15분 잠금 —</w:t>
+      </w:r>
+    </w:p>
+    <w:p>
+      <w:pPr>
+        <w:spacing w:after="40" w:line="270"/>
+      </w:pPr>
+      <w:r>
+        <w:rPr>
+          <w:rFonts w:ascii="Malgun Gothic" w:cs="Malgun Gothic" w:eastAsia="Malgun Gothic" w:hAnsi="Malgun Gothic"/>
+          <w:sz w:val="18"/>
+          <w:szCs w:val="18"/>
+        </w:rPr>
+        <w:t xml:space="preserve">  비밀번호 대입 방지), 같은 요청이 두 번 처리되지 않게 하는 요청 번호와 처리 결과(7일 뒤 지움),</w:t>
+      </w:r>
+    </w:p>
+    <w:p>
+      <w:pPr>
+        <w:spacing w:after="40" w:line="270"/>
+      </w:pPr>
+      <w:r>
+        <w:rPr>
+          <w:rFonts w:ascii="Malgun Gothic" w:cs="Malgun Gothic" w:eastAsia="Malgun Gothic" w:hAnsi="Malgun Gothic"/>
+          <w:sz w:val="18"/>
+          <w:szCs w:val="18"/>
+        </w:rPr>
+        <w:t xml:space="preserve">  채팅방을 목록에서 숨긴 기록(방과 숨긴 시각)</w:t>
       </w:r>
     </w:p>
     <w:p>
@@ -10742,6 +11400,45 @@
           <w:sz w:val="18"/>
           <w:szCs w:val="18"/>
         </w:rPr>
+        <w:t xml:space="preserve">- 브라우저 저장소(이 기기에만 남고 서버로 보내지 않음): 마지막으로 본 팀, 화면 모드·언어,</w:t>
+      </w:r>
+    </w:p>
+    <w:p>
+      <w:pPr>
+        <w:spacing w:after="40" w:line="270"/>
+      </w:pPr>
+      <w:r>
+        <w:rPr>
+          <w:rFonts w:ascii="Malgun Gothic" w:cs="Malgun Gothic" w:eastAsia="Malgun Gothic" w:hAnsi="Malgun Gothic"/>
+          <w:sz w:val="18"/>
+          <w:szCs w:val="18"/>
+        </w:rPr>
+        <w:t xml:space="preserve">  설치 안내를 닫았는지·설치했는지, 초대 링크로 들어온 경우 그 초대 코드(가입 뒤 지움),</w:t>
+      </w:r>
+    </w:p>
+    <w:p>
+      <w:pPr>
+        <w:spacing w:after="40" w:line="270"/>
+      </w:pPr>
+      <w:r>
+        <w:rPr>
+          <w:rFonts w:ascii="Malgun Gothic" w:cs="Malgun Gothic" w:eastAsia="Malgun Gothic" w:hAnsi="Malgun Gothic"/>
+          <w:sz w:val="18"/>
+          <w:szCs w:val="18"/>
+        </w:rPr>
+        <w:t xml:space="preserve">  알림 허용을 물었는지, 축구 소식을 어디까지 봤는지, 처음 안내 화면을 봤는지</w:t>
+      </w:r>
+    </w:p>
+    <w:p>
+      <w:pPr>
+        <w:spacing w:after="40" w:line="270"/>
+      </w:pPr>
+      <w:r>
+        <w:rPr>
+          <w:rFonts w:ascii="Malgun Gothic" w:cs="Malgun Gothic" w:eastAsia="Malgun Gothic" w:hAnsi="Malgun Gothic"/>
+          <w:sz w:val="18"/>
+          <w:szCs w:val="18"/>
+        </w:rPr>
         <w:t xml:space="preserve">- 쓰지 않는 것: 광고·행태정보 수집을 위한 쿠키는 사용하지 않습니다</w:t>
       </w:r>
     </w:p>
@@ -10965,7 +11662,7 @@
           <w:sz w:val="18"/>
           <w:szCs w:val="18"/>
         </w:rPr>
-        <w:t xml:space="preserve">이 처리방침은 2026-10-08부터 적용됩니다.</w:t>
+        <w:t xml:space="preserve">이 처리방침은 2026-10-09부터 적용됩니다.</w:t>
       </w:r>
     </w:p>
     <w:p>
